--- a/zht/docx/064.content.docx
+++ b/zht/docx/064.content.docx
@@ -150,26 +150,6 @@
           <w:lang w:val="zh_TW" w:bidi="zh_TW"/>
         </w:rPr>
         <w:t>qi</w:t>
-      </w:r>
-      <w:r>
-        <w:rPr>
-          <w:lang w:val="zh_TW" w:bidi="zh_TW"/>
-        </w:rPr>
-      </w:r>
-    </w:p>
-    <w:p>
-      <w:pPr/>
-      <w:r>
-        <w:rPr>
-          <w:lang w:val="zh_TW" w:bidi="zh_TW"/>
-        </w:rPr>
-      </w:r>
-      <w:r>
-        <w:rPr>
-          <w:i/>
-          <w:lang w:val="zh_TW" w:bidi="zh_TW"/>
-        </w:rPr>
-        <w:t>七十個七</w:t>
       </w:r>
       <w:r>
         <w:rPr>

--- a/zht/docx/064.content.docx
+++ b/zht/docx/064.content.docx
@@ -19,7 +19,7 @@
         <w:rPr>
           <w:lang w:val="zh_TW" w:bidi="zh_TW"/>
         </w:rPr>
-        <w:t>Resource: Study Notes - Themes (Tyndale)</w:t>
+        <w:t>Resource: Tyndale Open Study Notes</w:t>
       </w:r>
       <w:r>
         <w:rPr>
@@ -112,7 +112,7 @@
         <w:rPr>
           <w:lang w:val="zh_TW" w:bidi="zh_TW"/>
         </w:rPr>
-        <w:t>Study Notes - Themes (Tyndale)</w:t>
+        <w:t>Tyndale Open Study Notes</w:t>
       </w:r>
     </w:p>
     <w:p>

--- a/zht/docx/064.content.docx
+++ b/zht/docx/064.content.docx
@@ -149,7 +149,7 @@
         <w:rPr>
           <w:lang w:val="zh_TW" w:bidi="zh_TW"/>
         </w:rPr>
-        <w:t>qi</w:t>
+        <w:t>qian</w:t>
       </w:r>
       <w:r>
         <w:rPr>
@@ -212,7 +212,7 @@
         <w:rPr>
           <w:lang w:val="zh_TW" w:bidi="zh_TW"/>
         </w:rPr>
-        <w:t>七十個七</w:t>
+        <w:t>千年（千禧年）</w:t>
       </w:r>
       <w:r>
         <w:rPr>
@@ -231,7 +231,7 @@
         <w:rPr>
           <w:lang w:val="zh_TW" w:bidi="zh_TW"/>
         </w:rPr>
-        <w:t>在</w:t>
+        <w:t>千禧年是1,000年。</w:t>
       </w:r>
       <w:hyperlink r:id="rId13">
         <w:r>
@@ -242,14 +242,185 @@
             <w:color w:val="0000EE"/>
             <w:u w:val="single"/>
           </w:rPr>
-          <w:t>但以理書九章24至27節</w:t>
+          <w:t>啟示錄二十章</w:t>
         </w:r>
       </w:hyperlink>
       <w:r>
         <w:rPr>
           <w:lang w:val="zh_TW" w:bidi="zh_TW"/>
         </w:rPr>
-        <w:t>中，「七十個七」（或七十週）一直以來都很難被理解。雖然很難將它們與特定的歷史時期聯繫起來，但這些「七十個七」是重要的。它們顯示了神對歷史的掌控，並強調了祂實現對祂子民計劃的能力。數字七十是七乘以十，這象徵著完整。例如，神的子民被擄的七十年是一段足以管教他們的時間（</w:t>
+        <w:t>描述了耶穌基督在地上統治的1,000年。那些極尊重聖經是神所默示且具有權威性話語的基督教群體，對於這個千禧年與耶穌的第二次降臨的關係，持有三種觀點：</w:t>
+      </w:r>
+    </w:p>
+    <w:p>
+      <w:pPr>
+        <w:pStyle w:val="ListNumber"/>
+        <w:numPr>
+          <w:ilvl w:val="0"/>
+          <w:numId w:val="14"/>
+        </w:numPr>
+        <w:spacing w:line="240" w:lineRule="auto"/>
+        <w:ind w:left="720"/>
+      </w:pPr>
+      <w:r>
+        <w:rPr>
+          <w:lang w:val="zh_TW" w:bidi="zh_TW"/>
+        </w:rPr>
+      </w:r>
+      <w:r>
+        <w:rPr>
+          <w:i/>
+          <w:lang w:val="zh_TW" w:bidi="zh_TW"/>
+        </w:rPr>
+        <w:t>前千禧年論</w:t>
+      </w:r>
+      <w:r>
+        <w:rPr>
+          <w:lang w:val="zh_TW" w:bidi="zh_TW"/>
+        </w:rPr>
+        <w:t>（</w:t>
+      </w:r>
+      <w:r>
+        <w:rPr>
+          <w:i/>
+          <w:lang w:val="zh_TW" w:bidi="zh_TW"/>
+        </w:rPr>
+        <w:t>Premillennialism</w:t>
+      </w:r>
+      <w:r>
+        <w:rPr>
+          <w:lang w:val="zh_TW" w:bidi="zh_TW"/>
+        </w:rPr>
+        <w:t>）</w:t>
+      </w:r>
+      <w:r>
+        <w:rPr>
+          <w:i/>
+          <w:lang w:val="zh_TW" w:bidi="zh_TW"/>
+        </w:rPr>
+        <w:t>：</w:t>
+      </w:r>
+      <w:r>
+        <w:rPr>
+          <w:lang w:val="zh_TW" w:bidi="zh_TW"/>
+        </w:rPr>
+        <w:t>耶穌第一次和第二次降臨之間的時間將在衪再來時結束。屆時，衪將與衪的聖民在地上統治1,000年。之後，耶穌將帶來最後的審判並建立衪的永恆國度。這種觀點將耶穌的再來置於千禧年之前（pre-）。</w:t>
+      </w:r>
+    </w:p>
+    <w:p>
+      <w:pPr>
+        <w:pStyle w:val="ListNumber"/>
+        <w:spacing w:line="240" w:lineRule="auto"/>
+        <w:ind w:left="720"/>
+      </w:pPr>
+      <w:r>
+        <w:rPr>
+          <w:lang w:val="zh_TW" w:bidi="zh_TW"/>
+        </w:rPr>
+      </w:r>
+      <w:r>
+        <w:rPr>
+          <w:i/>
+          <w:lang w:val="zh_TW" w:bidi="zh_TW"/>
+        </w:rPr>
+        <w:t>無千禧年論</w:t>
+      </w:r>
+      <w:r>
+        <w:rPr>
+          <w:lang w:val="zh_TW" w:bidi="zh_TW"/>
+        </w:rPr>
+        <w:t>（</w:t>
+      </w:r>
+      <w:r>
+        <w:rPr>
+          <w:i/>
+          <w:lang w:val="zh_TW" w:bidi="zh_TW"/>
+        </w:rPr>
+        <w:t>Amillennialism</w:t>
+      </w:r>
+      <w:r>
+        <w:rPr>
+          <w:lang w:val="zh_TW" w:bidi="zh_TW"/>
+        </w:rPr>
+        <w:t>）</w:t>
+      </w:r>
+      <w:r>
+        <w:rPr>
+          <w:i/>
+          <w:lang w:val="zh_TW" w:bidi="zh_TW"/>
+        </w:rPr>
+        <w:t>：</w:t>
+      </w:r>
+      <w:r>
+        <w:rPr>
+          <w:lang w:val="zh_TW" w:bidi="zh_TW"/>
+        </w:rPr>
+        <w:t>這不是一個字面上的1,000年時期。「1,000年」是象徵性的，代表耶穌第一次和第二次降臨之間的當前時期。在這段期間，耶穌與衪的子民一起在靈裡統治。當這段時間結束時，耶穌將會回來，帶來最終的審判，並開始衪的永恆國度。這種觀點認為在當前教會時代之外沒有一個獨立的千禧年（a-）。</w:t>
+      </w:r>
+    </w:p>
+    <w:p>
+      <w:pPr>
+        <w:pStyle w:val="ListNumber"/>
+        <w:spacing w:line="240" w:lineRule="auto"/>
+        <w:ind w:left="720"/>
+      </w:pPr>
+      <w:r>
+        <w:rPr>
+          <w:lang w:val="zh_TW" w:bidi="zh_TW"/>
+        </w:rPr>
+      </w:r>
+      <w:r>
+        <w:rPr>
+          <w:i/>
+          <w:lang w:val="zh_TW" w:bidi="zh_TW"/>
+        </w:rPr>
+        <w:t>後千禧年論</w:t>
+      </w:r>
+      <w:r>
+        <w:rPr>
+          <w:lang w:val="zh_TW" w:bidi="zh_TW"/>
+        </w:rPr>
+        <w:t>（</w:t>
+      </w:r>
+      <w:r>
+        <w:rPr>
+          <w:i/>
+          <w:lang w:val="zh_TW" w:bidi="zh_TW"/>
+        </w:rPr>
+        <w:t>Postmillennialism</w:t>
+      </w:r>
+      <w:r>
+        <w:rPr>
+          <w:lang w:val="zh_TW" w:bidi="zh_TW"/>
+        </w:rPr>
+        <w:t>）</w:t>
+      </w:r>
+      <w:r>
+        <w:rPr>
+          <w:i/>
+          <w:lang w:val="zh_TW" w:bidi="zh_TW"/>
+        </w:rPr>
+        <w:t>：</w:t>
+      </w:r>
+      <w:r>
+        <w:rPr>
+          <w:lang w:val="zh_TW" w:bidi="zh_TW"/>
+        </w:rPr>
+        <w:t xml:space="preserve"> 在耶穌第一次和第二次降臨之間的時間裡，衪將通過教會擴展衪的統治。這將使世界進入長期的和平。這段時期就是「1,000年」。在這段時間結束時，耶穌將再來，進行最後的審判，並建立衪的永恆國度。這種觀點將耶穌的再來置於千禧年之後（post-）。</w:t>
+      </w:r>
+    </w:p>
+    <w:p>
+      <w:pPr/>
+      <w:r>
+        <w:rPr>
+          <w:lang w:val="zh_TW" w:bidi="zh_TW"/>
+        </w:rPr>
+      </w:r>
+      <w:r>
+        <w:rPr>
+          <w:lang w:val="zh_TW" w:bidi="zh_TW"/>
+        </w:rPr>
+        <w:t>這些不同的觀念在基督徒中引起了衝突。許多人與持不同意見的基督徒斷絕了關係。但基督徒應該表現出謙卑和愛心，不讓這些分歧分裂他們。（見</w:t>
       </w:r>
       <w:hyperlink r:id="rId14">
         <w:r>
@@ -260,7 +431,7 @@
             <w:color w:val="0000EE"/>
             <w:u w:val="single"/>
           </w:rPr>
-          <w:t>9:2</w:t>
+          <w:t>彼前3:8</w:t>
         </w:r>
       </w:hyperlink>
       <w:r>
@@ -281,36 +452,30 @@
         <w:rPr>
           <w:lang w:val="zh_TW" w:bidi="zh_TW"/>
         </w:rPr>
-        <w:t>以下是人們理解七十個七的兩種主要方式：</w:t>
+        <w:t>啟示錄的主要信息是耶穌基督將再次親臨，並統治一個新天新地。一場真正的屬靈爭戰正在進行。地獄，如天堂一樣是真實的，神將按照祂的標準審判每一個人。啟示錄的預言為神的子民在世界的痛苦、苦難和混亂中帶來盼望。</w:t>
       </w:r>
     </w:p>
     <w:p>
-      <w:pPr>
-        <w:pStyle w:val="ListNumber"/>
-        <w:numPr>
-          <w:ilvl w:val="0"/>
-          <w:numId w:val="14"/>
-        </w:numPr>
-        <w:spacing w:line="240" w:lineRule="auto"/>
-        <w:ind w:left="720"/>
-      </w:pPr>
-      <w:r>
-        <w:rPr>
-          <w:lang w:val="zh_TW" w:bidi="zh_TW"/>
-        </w:rPr>
-      </w:r>
-      <w:r>
-        <w:rPr>
-          <w:b/>
-          <w:lang w:val="zh_TW" w:bidi="zh_TW"/>
-        </w:rPr>
-        <w:t>安提阿古四世（Antiochus IV）的統治（公元前175–163年）。</w:t>
-      </w:r>
-      <w:r>
-        <w:rPr>
-          <w:lang w:val="zh_TW" w:bidi="zh_TW"/>
-        </w:rPr>
-        <w:t>根據這種觀點，七十個七的時期從波斯的塞魯士二世（Cyrus II）開始，結束於安提阿古四世。塞魯士二世（也被稱為塞魯士大帝）是波斯的王，從公元前559年到大約公元前530年期間統治。在公元前539年，塞魯士允許猶太人返回他們的家園（見</w:t>
+      <w:pPr/>
+      <w:r>
+        <w:rPr>
+          <w:lang w:val="zh_TW" w:bidi="zh_TW"/>
+        </w:rPr>
+      </w:r>
+      <w:r>
+        <w:rPr>
+          <w:u w:val="single"/>
+          <w:lang w:val="zh_TW" w:bidi="zh_TW"/>
+        </w:rPr>
+        <w:t>進深研究的經文段落</w:t>
+      </w:r>
+    </w:p>
+    <w:p>
+      <w:pPr/>
+      <w:r>
+        <w:rPr>
+          <w:lang w:val="zh_TW" w:bidi="zh_TW"/>
+        </w:rPr>
       </w:r>
       <w:hyperlink r:id="rId15">
         <w:r>
@@ -321,1001 +486,7 @@
             <w:color w:val="0000EE"/>
             <w:u w:val="single"/>
           </w:rPr>
-          <w:t>9:25</w:t>
-        </w:r>
-      </w:hyperlink>
-      <w:r>
-        <w:rPr>
-          <w:lang w:val="zh_TW" w:bidi="zh_TW"/>
-        </w:rPr>
-        <w:t>；</w:t>
-      </w:r>
-      <w:hyperlink r:id="rId16">
-        <w:r>
-          <w:rPr>
-            <w:lang w:val="zh_TW" w:bidi="zh_TW"/>
-          </w:rPr>
-          <w:rPr>
-            <w:color w:val="0000EE"/>
-            <w:u w:val="single"/>
-          </w:rPr>
-          <w:t>拉1:2–4</w:t>
-        </w:r>
-      </w:hyperlink>
-      <w:r>
-        <w:rPr>
-          <w:lang w:val="zh_TW" w:bidi="zh_TW"/>
-        </w:rPr>
-        <w:t>）。安提阿古四世是一位希臘王，從公元前175年到公元前163年統治敘利亞及周邊地區（見</w:t>
-      </w:r>
-      <w:hyperlink r:id="rId17">
-        <w:r>
-          <w:rPr>
-            <w:lang w:val="zh_TW" w:bidi="zh_TW"/>
-          </w:rPr>
-          <w:rPr>
-            <w:color w:val="0000EE"/>
-            <w:u w:val="single"/>
-          </w:rPr>
-          <w:t>但8:23–25</w:t>
-        </w:r>
-      </w:hyperlink>
-      <w:r>
-        <w:rPr>
-          <w:lang w:val="zh_TW" w:bidi="zh_TW"/>
-        </w:rPr>
-        <w:t>，</w:t>
-      </w:r>
-      <w:hyperlink r:id="rId18">
-        <w:r>
-          <w:rPr>
-            <w:lang w:val="zh_TW" w:bidi="zh_TW"/>
-          </w:rPr>
-          <w:rPr>
-            <w:color w:val="0000EE"/>
-            <w:u w:val="single"/>
-          </w:rPr>
-          <w:t>11:21–39</w:t>
-        </w:r>
-      </w:hyperlink>
-      <w:r>
-        <w:rPr>
-          <w:lang w:val="zh_TW" w:bidi="zh_TW"/>
-        </w:rPr>
-        <w:t>）。</w:t>
-        <w:br/>
-        <w:br/>
-      </w:r>
-      <w:r>
-        <w:rPr>
-          <w:lang w:val="zh_TW" w:bidi="zh_TW"/>
-        </w:rPr>
-        <w:t>在這種對七十個七的理解中，「彌賽亞」（或稱：被揀選者〔chosen one〕）是大祭司俄尼亞三世（Onias III），而「王」是安提阿古四世（</w:t>
-      </w:r>
-      <w:hyperlink r:id="rId19">
-        <w:r>
-          <w:rPr>
-            <w:lang w:val="zh_TW" w:bidi="zh_TW"/>
-          </w:rPr>
-          <w:rPr>
-            <w:color w:val="0000EE"/>
-            <w:u w:val="single"/>
-          </w:rPr>
-          <w:t>9:26–27</w:t>
-        </w:r>
-      </w:hyperlink>
-      <w:r>
-        <w:rPr>
-          <w:lang w:val="zh_TW" w:bidi="zh_TW"/>
-        </w:rPr>
-        <w:t>）。安提阿古在公元前174年與猶太人簽訂了一項條約，容許他們和平地實踐信仰。但在公元前170年，安提阿古攻擊了耶路撒冷，殺害了許多人，並從聖殿中偷竊。</w:t>
-        <w:br/>
-      </w:r>
-      <w:r>
-        <w:rPr>
-          <w:lang w:val="zh_TW" w:bidi="zh_TW"/>
-        </w:rPr>
-        <w:t>然後，在公元前167年，安提阿古除掉獻祭和祭物。他強迫猶太人放棄他們的信仰，否則就會面臨死亡威脅。他設立「那行毀壞可憎的」（對神和衪的聖殿不敬的事物），使聖殿在禮儀上不潔。安提阿古在燔祭壇上放置了希臘神宙斯的雕像，並在祭壇獻祭豬和其他禮儀上不潔的動物（參見</w:t>
-      </w:r>
-      <w:hyperlink r:id="rId20">
-        <w:r>
-          <w:rPr>
-            <w:lang w:val="zh_TW" w:bidi="zh_TW"/>
-          </w:rPr>
-          <w:rPr>
-            <w:color w:val="0000EE"/>
-            <w:u w:val="single"/>
-          </w:rPr>
-          <w:t>11:21–35</w:t>
-        </w:r>
-      </w:hyperlink>
-      <w:r>
-        <w:rPr>
-          <w:lang w:val="zh_TW" w:bidi="zh_TW"/>
-        </w:rPr>
-        <w:t>）。</w:t>
-        <w:br/>
-      </w:r>
-      <w:r>
-        <w:rPr>
-          <w:lang w:val="zh_TW" w:bidi="zh_TW"/>
-        </w:rPr>
-        <w:t>神用痛苦的災病懲罰了安提阿古，他於公元前163年去世。「所定的結局」是「（有忿怒）傾在他身上」（</w:t>
-      </w:r>
-      <w:hyperlink r:id="rId21">
-        <w:r>
-          <w:rPr>
-            <w:lang w:val="zh_TW" w:bidi="zh_TW"/>
-          </w:rPr>
-          <w:rPr>
-            <w:color w:val="0000EE"/>
-            <w:u w:val="single"/>
-          </w:rPr>
-          <w:t>9:27</w:t>
-        </w:r>
-      </w:hyperlink>
-      <w:r>
-        <w:rPr>
-          <w:lang w:val="zh_TW" w:bidi="zh_TW"/>
-        </w:rPr>
-        <w:t xml:space="preserve">；另見 </w:t>
-      </w:r>
-      <w:hyperlink r:id="rId22">
-        <w:r>
-          <w:rPr>
-            <w:lang w:val="zh_TW" w:bidi="zh_TW"/>
-          </w:rPr>
-          <w:rPr>
-            <w:color w:val="0000EE"/>
-            <w:u w:val="single"/>
-          </w:rPr>
-          <w:t>8:25</w:t>
-        </w:r>
-      </w:hyperlink>
-      <w:r>
-        <w:rPr>
-          <w:lang w:val="zh_TW" w:bidi="zh_TW"/>
-        </w:rPr>
-        <w:t>；馬加比一書1:10–24，6:7–16；馬加比二書9:1–29）。</w:t>
-        <w:br/>
-      </w:r>
-      <w:r>
-        <w:rPr>
-          <w:lang w:val="zh_TW" w:bidi="zh_TW"/>
-        </w:rPr>
-        <w:t>根據這種觀點，當耶穌提到「那行毀壞可憎的」，衪是將安提阿古時期猶太人的經歷為模式指向將來的事件（見</w:t>
-      </w:r>
-      <w:hyperlink r:id="rId23">
-        <w:r>
-          <w:rPr>
-            <w:lang w:val="zh_TW" w:bidi="zh_TW"/>
-          </w:rPr>
-          <w:rPr>
-            <w:color w:val="0000EE"/>
-            <w:u w:val="single"/>
-          </w:rPr>
-          <w:t>太24:15</w:t>
-        </w:r>
-      </w:hyperlink>
-      <w:r>
-        <w:rPr>
-          <w:lang w:val="zh_TW" w:bidi="zh_TW"/>
-        </w:rPr>
-        <w:t>；比較</w:t>
-      </w:r>
-      <w:hyperlink r:id="rId24">
-        <w:r>
-          <w:rPr>
-            <w:lang w:val="zh_TW" w:bidi="zh_TW"/>
-          </w:rPr>
-          <w:rPr>
-            <w:color w:val="0000EE"/>
-            <w:u w:val="single"/>
-          </w:rPr>
-          <w:t>路21:20</w:t>
-        </w:r>
-      </w:hyperlink>
-      <w:r>
-        <w:rPr>
-          <w:lang w:val="zh_TW" w:bidi="zh_TW"/>
-        </w:rPr>
-        <w:t>；</w:t>
-      </w:r>
-      <w:hyperlink r:id="rId25">
-        <w:r>
-          <w:rPr>
-            <w:lang w:val="zh_TW" w:bidi="zh_TW"/>
-          </w:rPr>
-          <w:rPr>
-            <w:color w:val="0000EE"/>
-            <w:u w:val="single"/>
-          </w:rPr>
-          <w:t>帖後2:3–4</w:t>
-        </w:r>
-      </w:hyperlink>
-      <w:r>
-        <w:rPr>
-          <w:lang w:val="zh_TW" w:bidi="zh_TW"/>
-        </w:rPr>
-        <w:t>）。</w:t>
-      </w:r>
-    </w:p>
-    <w:p>
-      <w:pPr>
-        <w:pStyle w:val="ListNumber"/>
-        <w:spacing w:line="240" w:lineRule="auto"/>
-        <w:ind w:left="720"/>
-      </w:pPr>
-      <w:r>
-        <w:rPr>
-          <w:lang w:val="zh_TW" w:bidi="zh_TW"/>
-        </w:rPr>
-      </w:r>
-      <w:r>
-        <w:rPr>
-          <w:b/>
-          <w:lang w:val="zh_TW" w:bidi="zh_TW"/>
-        </w:rPr>
-        <w:t>耶穌基督之死（公元30或33年）。</w:t>
-      </w:r>
-      <w:r>
-        <w:rPr>
-          <w:lang w:val="zh_TW" w:bidi="zh_TW"/>
-        </w:rPr>
-        <w:t xml:space="preserve"> 根據這種觀點，七十個七是關於耶穌基督，彌賽亞（神所揀選者）的預言。支持這種觀點的人認為，七十個七是從塞魯士於公元前539年的法令開始（</w:t>
-      </w:r>
-      <w:hyperlink r:id="rId26">
-        <w:r>
-          <w:rPr>
-            <w:lang w:val="zh_TW" w:bidi="zh_TW"/>
-          </w:rPr>
-          <w:rPr>
-            <w:color w:val="0000EE"/>
-            <w:u w:val="single"/>
-          </w:rPr>
-          <w:t>拉1:1–4</w:t>
-        </w:r>
-      </w:hyperlink>
-      <w:r>
-        <w:rPr>
-          <w:lang w:val="zh_TW" w:bidi="zh_TW"/>
-        </w:rPr>
-        <w:t>）。或者，它可能是從公元前458或445年給尼希米的其中一個法令開始的（</w:t>
-      </w:r>
-      <w:hyperlink r:id="rId27">
-        <w:r>
-          <w:rPr>
-            <w:lang w:val="zh_TW" w:bidi="zh_TW"/>
-          </w:rPr>
-          <w:rPr>
-            <w:color w:val="0000EE"/>
-            <w:u w:val="single"/>
-          </w:rPr>
-          <w:t>拉7:8–26</w:t>
-        </w:r>
-      </w:hyperlink>
-      <w:r>
-        <w:rPr>
-          <w:lang w:val="zh_TW" w:bidi="zh_TW"/>
-        </w:rPr>
-        <w:t>；</w:t>
-      </w:r>
-      <w:hyperlink r:id="rId28">
-        <w:r>
-          <w:rPr>
-            <w:lang w:val="zh_TW" w:bidi="zh_TW"/>
-          </w:rPr>
-          <w:rPr>
-            <w:color w:val="0000EE"/>
-            <w:u w:val="single"/>
-          </w:rPr>
-          <w:t>尼2:1–10</w:t>
-        </w:r>
-      </w:hyperlink>
-      <w:r>
-        <w:rPr>
-          <w:lang w:val="zh_TW" w:bidi="zh_TW"/>
-        </w:rPr>
-        <w:t>）。耶穌可能是在六十九個七的結束時去世（七加六十二，</w:t>
-      </w:r>
-      <w:hyperlink r:id="rId29">
-        <w:r>
-          <w:rPr>
-            <w:lang w:val="zh_TW" w:bidi="zh_TW"/>
-          </w:rPr>
-          <w:rPr>
-            <w:color w:val="0000EE"/>
-            <w:u w:val="single"/>
-          </w:rPr>
-          <w:t>但9:25–26</w:t>
-        </w:r>
-      </w:hyperlink>
-      <w:r>
-        <w:rPr>
-          <w:lang w:val="zh_TW" w:bidi="zh_TW"/>
-        </w:rPr>
-        <w:t>）。或者，也可能是在第七十個七的中間（</w:t>
-      </w:r>
-      <w:hyperlink r:id="rId21">
-        <w:r>
-          <w:rPr>
-            <w:lang w:val="zh_TW" w:bidi="zh_TW"/>
-          </w:rPr>
-          <w:rPr>
-            <w:color w:val="0000EE"/>
-            <w:u w:val="single"/>
-          </w:rPr>
-          <w:t>9:27</w:t>
-        </w:r>
-      </w:hyperlink>
-      <w:r>
-        <w:rPr>
-          <w:lang w:val="zh_TW" w:bidi="zh_TW"/>
-        </w:rPr>
-        <w:t>）。</w:t>
-        <w:br/>
-      </w:r>
-      <w:r>
-        <w:rPr>
-          <w:lang w:val="zh_TW" w:bidi="zh_TW"/>
-        </w:rPr>
-        <w:t>這兩種可能影響了七十個七的結束方式。在第一種可能的看法中，第七十個七是一個尚未實現的未來事件。而在第二種看法中，第七十個七於公元70年羅馬摧毀耶路撒冷和聖殿時結束。如果以塞魯士的法令為起點，這490年是象徵性的。然而，如果從公元前445年給尼希米的重建城市的法令為開始，則從那個日期到耶穌在公元30或33年的去世之間，幾乎過了483年（69次7年）（見</w:t>
-      </w:r>
-      <w:hyperlink r:id="rId30">
-        <w:r>
-          <w:rPr>
-            <w:lang w:val="zh_TW" w:bidi="zh_TW"/>
-          </w:rPr>
-          <w:rPr>
-            <w:color w:val="0000EE"/>
-            <w:u w:val="single"/>
-          </w:rPr>
-          <w:t>尼2:1</w:t>
-        </w:r>
-      </w:hyperlink>
-      <w:r>
-        <w:rPr>
-          <w:lang w:val="zh_TW" w:bidi="zh_TW"/>
-        </w:rPr>
-        <w:t>；</w:t>
-      </w:r>
-      <w:hyperlink r:id="rId15">
-        <w:r>
-          <w:rPr>
-            <w:lang w:val="zh_TW" w:bidi="zh_TW"/>
-          </w:rPr>
-          <w:rPr>
-            <w:color w:val="0000EE"/>
-            <w:u w:val="single"/>
-          </w:rPr>
-          <w:t>但9:25</w:t>
-        </w:r>
-      </w:hyperlink>
-      <w:r>
-        <w:rPr>
-          <w:lang w:val="zh_TW" w:bidi="zh_TW"/>
-        </w:rPr>
-        <w:t>）。</w:t>
-        <w:br/>
-      </w:r>
-      <w:r>
-        <w:rPr>
-          <w:lang w:val="zh_TW" w:bidi="zh_TW"/>
-        </w:rPr>
-        <w:t>學者們對於第七十個七年的發生情況有兩種不同的解釋：</w:t>
-      </w:r>
-    </w:p>
-    <w:p>
-      <w:pPr>
-        <w:pStyle w:val="ListNumber"/>
-        <w:spacing w:line="240" w:lineRule="auto"/>
-        <w:ind w:left="1440"/>
-      </w:pPr>
-      <w:r>
-        <w:rPr>
-          <w:lang w:val="zh_TW" w:bidi="zh_TW"/>
-        </w:rPr>
-      </w:r>
-      <w:r>
-        <w:rPr>
-          <w:i/>
-          <w:lang w:val="zh_TW" w:bidi="zh_TW"/>
-        </w:rPr>
-        <w:t>第七十個七尚未發生。</w:t>
-      </w:r>
-      <w:r>
-        <w:rPr>
-          <w:lang w:val="zh_TW" w:bidi="zh_TW"/>
-        </w:rPr>
-        <w:t>許多釋經者認為，耶穌的死亡發生在第六十九個七的結束。他們認為第七十個七尚未發生。這意味著第六十九個七和第七十個七之間有很長的間隔。第七十個七仍然在未來，並且與敵基督在歷史終結時期（即大災難）中的統治有關（見</w:t>
-      </w:r>
-      <w:hyperlink r:id="rId31">
-        <w:r>
-          <w:rPr>
-            <w:lang w:val="zh_TW" w:bidi="zh_TW"/>
-          </w:rPr>
-          <w:rPr>
-            <w:color w:val="0000EE"/>
-            <w:u w:val="single"/>
-          </w:rPr>
-          <w:t>帖後2:3–12</w:t>
-        </w:r>
-      </w:hyperlink>
-      <w:r>
-        <w:rPr>
-          <w:lang w:val="zh_TW" w:bidi="zh_TW"/>
-        </w:rPr>
-        <w:t>；</w:t>
-      </w:r>
-      <w:hyperlink r:id="rId32">
-        <w:r>
-          <w:rPr>
-            <w:lang w:val="zh_TW" w:bidi="zh_TW"/>
-          </w:rPr>
-          <w:rPr>
-            <w:color w:val="0000EE"/>
-            <w:u w:val="single"/>
-          </w:rPr>
-          <w:t>約一2:18–22</w:t>
-        </w:r>
-      </w:hyperlink>
-      <w:r>
-        <w:rPr>
-          <w:lang w:val="zh_TW" w:bidi="zh_TW"/>
-        </w:rPr>
-        <w:t>，</w:t>
-      </w:r>
-      <w:hyperlink r:id="rId33">
-        <w:r>
-          <w:rPr>
-            <w:lang w:val="zh_TW" w:bidi="zh_TW"/>
-          </w:rPr>
-          <w:rPr>
-            <w:color w:val="0000EE"/>
-            <w:u w:val="single"/>
-          </w:rPr>
-          <w:t>4:3</w:t>
-        </w:r>
-      </w:hyperlink>
-      <w:r>
-        <w:rPr>
-          <w:lang w:val="zh_TW" w:bidi="zh_TW"/>
-        </w:rPr>
-        <w:t>；</w:t>
-      </w:r>
-      <w:hyperlink r:id="rId34">
-        <w:r>
-          <w:rPr>
-            <w:lang w:val="zh_TW" w:bidi="zh_TW"/>
-          </w:rPr>
-          <w:rPr>
-            <w:color w:val="0000EE"/>
-            <w:u w:val="single"/>
-          </w:rPr>
-          <w:t>約二1:7</w:t>
-        </w:r>
-      </w:hyperlink>
-      <w:r>
-        <w:rPr>
-          <w:lang w:val="zh_TW" w:bidi="zh_TW"/>
-        </w:rPr>
-        <w:t>；</w:t>
-      </w:r>
-      <w:hyperlink r:id="rId35">
-        <w:r>
-          <w:rPr>
-            <w:lang w:val="zh_TW" w:bidi="zh_TW"/>
-          </w:rPr>
-          <w:rPr>
-            <w:color w:val="0000EE"/>
-            <w:u w:val="single"/>
-          </w:rPr>
-          <w:t>啟13:1</w:t>
-        </w:r>
-      </w:hyperlink>
-      <w:r>
-        <w:rPr>
-          <w:lang w:val="zh_TW" w:bidi="zh_TW"/>
-        </w:rPr>
-        <w:t>、</w:t>
-      </w:r>
-      <w:hyperlink r:id="rId36">
-        <w:r>
-          <w:rPr>
-            <w:lang w:val="zh_TW" w:bidi="zh_TW"/>
-          </w:rPr>
-          <w:rPr>
-            <w:color w:val="0000EE"/>
-            <w:u w:val="single"/>
-          </w:rPr>
-          <w:t>5</w:t>
-        </w:r>
-      </w:hyperlink>
-      <w:r>
-        <w:rPr>
-          <w:lang w:val="zh_TW" w:bidi="zh_TW"/>
-        </w:rPr>
-        <w:t>，</w:t>
-      </w:r>
-      <w:hyperlink r:id="rId37">
-        <w:r>
-          <w:rPr>
-            <w:lang w:val="zh_TW" w:bidi="zh_TW"/>
-          </w:rPr>
-          <w:rPr>
-            <w:color w:val="0000EE"/>
-            <w:u w:val="single"/>
-          </w:rPr>
-          <w:t>16:13–14</w:t>
-        </w:r>
-      </w:hyperlink>
-      <w:r>
-        <w:rPr>
-          <w:lang w:val="zh_TW" w:bidi="zh_TW"/>
-        </w:rPr>
-        <w:t>，</w:t>
-      </w:r>
-      <w:hyperlink r:id="rId38">
-        <w:r>
-          <w:rPr>
-            <w:lang w:val="zh_TW" w:bidi="zh_TW"/>
-          </w:rPr>
-          <w:rPr>
-            <w:color w:val="0000EE"/>
-            <w:u w:val="single"/>
-          </w:rPr>
-          <w:t>17:11</w:t>
-        </w:r>
-      </w:hyperlink>
-      <w:r>
-        <w:rPr>
-          <w:lang w:val="zh_TW" w:bidi="zh_TW"/>
-        </w:rPr>
-        <w:t>，</w:t>
-      </w:r>
-      <w:hyperlink r:id="rId39">
-        <w:r>
-          <w:rPr>
-            <w:lang w:val="zh_TW" w:bidi="zh_TW"/>
-          </w:rPr>
-          <w:rPr>
-            <w:color w:val="0000EE"/>
-            <w:u w:val="single"/>
-          </w:rPr>
-          <w:t>19:20–21</w:t>
-        </w:r>
-      </w:hyperlink>
-      <w:r>
-        <w:rPr>
-          <w:lang w:val="zh_TW" w:bidi="zh_TW"/>
-        </w:rPr>
-        <w:t>，</w:t>
-      </w:r>
-      <w:hyperlink r:id="rId40">
-        <w:r>
-          <w:rPr>
-            <w:lang w:val="zh_TW" w:bidi="zh_TW"/>
-          </w:rPr>
-          <w:rPr>
-            <w:color w:val="0000EE"/>
-            <w:u w:val="single"/>
-          </w:rPr>
-          <w:t>20:10</w:t>
-        </w:r>
-      </w:hyperlink>
-      <w:r>
-        <w:rPr>
-          <w:lang w:val="zh_TW" w:bidi="zh_TW"/>
-        </w:rPr>
-        <w:t>）。</w:t>
-      </w:r>
-    </w:p>
-    <w:p>
-      <w:pPr>
-        <w:pStyle w:val="ListNumber"/>
-        <w:spacing w:line="240" w:lineRule="auto"/>
-        <w:ind w:left="1440"/>
-      </w:pPr>
-      <w:r>
-        <w:rPr>
-          <w:lang w:val="zh_TW" w:bidi="zh_TW"/>
-        </w:rPr>
-      </w:r>
-      <w:r>
-        <w:rPr>
-          <w:i/>
-          <w:lang w:val="zh_TW" w:bidi="zh_TW"/>
-        </w:rPr>
-        <w:t>第七十個七在羅馬摧毀耶路撒冷和聖殿時完成。</w:t>
-      </w:r>
-      <w:r>
-        <w:rPr>
-          <w:lang w:val="zh_TW" w:bidi="zh_TW"/>
-        </w:rPr>
-        <w:t xml:space="preserve"> 一些釋經者認為，七十週結束於耶穌的到來、衪的死亡和復活、以及公元70年耶路撒冷和聖殿的毀滅。</w:t>
-        <w:br/>
-      </w:r>
-      <w:r>
-        <w:rPr>
-          <w:lang w:val="zh_TW" w:bidi="zh_TW"/>
-        </w:rPr>
-        <w:t>在這種觀點中，耶穌在第六十九個七的結束時開始了衪的事工，大約是在公元28年。他服事了大約三年半，並在第七十個七的中間去世。剩下的半個七結束於「王」（一位或多位羅馬領袖）在公元70年摧毀耶路撒冷及其聖殿時。神的子民與世界的國度之間的衝突和苦難將持續到最後。到那時，耶穌將再來，審判惡人，並建立衪的國度。</w:t>
-      </w:r>
-    </w:p>
-    <w:p>
-      <w:pPr/>
-      <w:r>
-        <w:rPr>
-          <w:lang w:val="zh_TW" w:bidi="zh_TW"/>
-        </w:rPr>
-      </w:r>
-      <w:r>
-        <w:rPr>
-          <w:u w:val="single"/>
-          <w:lang w:val="zh_TW" w:bidi="zh_TW"/>
-        </w:rPr>
-        <w:t>進深研究的經文段落</w:t>
-      </w:r>
-    </w:p>
-    <w:p>
-      <w:pPr/>
-      <w:r>
-        <w:rPr>
-          <w:lang w:val="zh_TW" w:bidi="zh_TW"/>
-        </w:rPr>
-      </w:r>
-      <w:hyperlink r:id="rId41">
-        <w:r>
-          <w:rPr>
-            <w:lang w:val="zh_TW" w:bidi="zh_TW"/>
-          </w:rPr>
-          <w:rPr>
-            <w:color w:val="0000EE"/>
-            <w:u w:val="single"/>
-          </w:rPr>
-          <w:t>但7:8</w:t>
-        </w:r>
-      </w:hyperlink>
-      <w:r>
-        <w:rPr>
-          <w:lang w:val="zh_TW" w:bidi="zh_TW"/>
-        </w:rPr>
-        <w:t>、</w:t>
-      </w:r>
-      <w:hyperlink r:id="rId42">
-        <w:r>
-          <w:rPr>
-            <w:lang w:val="zh_TW" w:bidi="zh_TW"/>
-          </w:rPr>
-          <w:rPr>
-            <w:color w:val="0000EE"/>
-            <w:u w:val="single"/>
-          </w:rPr>
-          <w:t>11</w:t>
-        </w:r>
-      </w:hyperlink>
-      <w:r>
-        <w:rPr>
-          <w:lang w:val="zh_TW" w:bidi="zh_TW"/>
-        </w:rPr>
-        <w:t>、</w:t>
-      </w:r>
-      <w:hyperlink r:id="rId43">
-        <w:r>
-          <w:rPr>
-            <w:lang w:val="zh_TW" w:bidi="zh_TW"/>
-          </w:rPr>
-          <w:rPr>
-            <w:color w:val="0000EE"/>
-            <w:u w:val="single"/>
-          </w:rPr>
-          <w:t>20–21</w:t>
-        </w:r>
-      </w:hyperlink>
-      <w:r>
-        <w:rPr>
-          <w:lang w:val="zh_TW" w:bidi="zh_TW"/>
-        </w:rPr>
-        <w:t>、</w:t>
-      </w:r>
-      <w:hyperlink r:id="rId44">
-        <w:r>
-          <w:rPr>
-            <w:lang w:val="zh_TW" w:bidi="zh_TW"/>
-          </w:rPr>
-          <w:rPr>
-            <w:color w:val="0000EE"/>
-            <w:u w:val="single"/>
-          </w:rPr>
-          <w:t>24–27</w:t>
-        </w:r>
-      </w:hyperlink>
-      <w:r>
-        <w:rPr>
-          <w:lang w:val="zh_TW" w:bidi="zh_TW"/>
-        </w:rPr>
-        <w:t>，</w:t>
-      </w:r>
-      <w:hyperlink r:id="rId45">
-        <w:r>
-          <w:rPr>
-            <w:lang w:val="zh_TW" w:bidi="zh_TW"/>
-          </w:rPr>
-          <w:rPr>
-            <w:color w:val="0000EE"/>
-            <w:u w:val="single"/>
-          </w:rPr>
-          <w:t>8:9–14</w:t>
-        </w:r>
-      </w:hyperlink>
-      <w:r>
-        <w:rPr>
-          <w:lang w:val="zh_TW" w:bidi="zh_TW"/>
-        </w:rPr>
-        <w:t>，</w:t>
-      </w:r>
-      <w:hyperlink r:id="rId13">
-        <w:r>
-          <w:rPr>
-            <w:lang w:val="zh_TW" w:bidi="zh_TW"/>
-          </w:rPr>
-          <w:rPr>
-            <w:color w:val="0000EE"/>
-            <w:u w:val="single"/>
-          </w:rPr>
-          <w:t>9:24–27</w:t>
-        </w:r>
-      </w:hyperlink>
-      <w:r>
-        <w:rPr>
-          <w:lang w:val="zh_TW" w:bidi="zh_TW"/>
-        </w:rPr>
-        <w:t>，</w:t>
-      </w:r>
-      <w:hyperlink r:id="rId46">
-        <w:r>
-          <w:rPr>
-            <w:lang w:val="zh_TW" w:bidi="zh_TW"/>
-          </w:rPr>
-          <w:rPr>
-            <w:color w:val="0000EE"/>
-            <w:u w:val="single"/>
-          </w:rPr>
-          <w:t>11:29–31</w:t>
-        </w:r>
-      </w:hyperlink>
-      <w:r>
-        <w:rPr>
-          <w:lang w:val="zh_TW" w:bidi="zh_TW"/>
-        </w:rPr>
-        <w:t>、</w:t>
-      </w:r>
-      <w:hyperlink r:id="rId47">
-        <w:r>
-          <w:rPr>
-            <w:lang w:val="zh_TW" w:bidi="zh_TW"/>
-          </w:rPr>
-          <w:rPr>
-            <w:color w:val="0000EE"/>
-            <w:u w:val="single"/>
-          </w:rPr>
-          <w:t>40–45</w:t>
-        </w:r>
-      </w:hyperlink>
-      <w:r>
-        <w:rPr>
-          <w:lang w:val="zh_TW" w:bidi="zh_TW"/>
-        </w:rPr>
-        <w:t>，</w:t>
-      </w:r>
-      <w:hyperlink r:id="rId48">
-        <w:r>
-          <w:rPr>
-            <w:lang w:val="zh_TW" w:bidi="zh_TW"/>
-          </w:rPr>
-          <w:rPr>
-            <w:color w:val="0000EE"/>
-            <w:u w:val="single"/>
-          </w:rPr>
-          <w:t>12:7</w:t>
-        </w:r>
-      </w:hyperlink>
-      <w:r>
-        <w:rPr>
-          <w:lang w:val="zh_TW" w:bidi="zh_TW"/>
-        </w:rPr>
-        <w:t>、</w:t>
-      </w:r>
-      <w:hyperlink r:id="rId49">
-        <w:r>
-          <w:rPr>
-            <w:lang w:val="zh_TW" w:bidi="zh_TW"/>
-          </w:rPr>
-          <w:rPr>
-            <w:color w:val="0000EE"/>
-            <w:u w:val="single"/>
-          </w:rPr>
-          <w:t>11</w:t>
-        </w:r>
-      </w:hyperlink>
-      <w:r>
-        <w:rPr>
-          <w:lang w:val="zh_TW" w:bidi="zh_TW"/>
-        </w:rPr>
-        <w:t>；</w:t>
-      </w:r>
-      <w:hyperlink r:id="rId31">
-        <w:r>
-          <w:rPr>
-            <w:lang w:val="zh_TW" w:bidi="zh_TW"/>
-          </w:rPr>
-          <w:rPr>
-            <w:color w:val="0000EE"/>
-            <w:u w:val="single"/>
-          </w:rPr>
-          <w:t>帖後2:3–12</w:t>
-        </w:r>
-      </w:hyperlink>
-      <w:r>
-        <w:rPr>
-          <w:lang w:val="zh_TW" w:bidi="zh_TW"/>
-        </w:rPr>
-        <w:t>；</w:t>
-      </w:r>
-      <w:hyperlink r:id="rId32">
-        <w:r>
-          <w:rPr>
-            <w:lang w:val="zh_TW" w:bidi="zh_TW"/>
-          </w:rPr>
-          <w:rPr>
-            <w:color w:val="0000EE"/>
-            <w:u w:val="single"/>
-          </w:rPr>
-          <w:t>約一2:18–22</w:t>
-        </w:r>
-      </w:hyperlink>
-      <w:r>
-        <w:rPr>
-          <w:lang w:val="zh_TW" w:bidi="zh_TW"/>
-        </w:rPr>
-        <w:t>；</w:t>
-      </w:r>
-      <w:hyperlink r:id="rId33">
-        <w:r>
-          <w:rPr>
-            <w:lang w:val="zh_TW" w:bidi="zh_TW"/>
-          </w:rPr>
-          <w:rPr>
-            <w:color w:val="0000EE"/>
-            <w:u w:val="single"/>
-          </w:rPr>
-          <w:t>4:3</w:t>
-        </w:r>
-      </w:hyperlink>
-      <w:r>
-        <w:rPr>
-          <w:lang w:val="zh_TW" w:bidi="zh_TW"/>
-        </w:rPr>
-        <w:t>；</w:t>
-      </w:r>
-      <w:hyperlink r:id="rId34">
-        <w:r>
-          <w:rPr>
-            <w:lang w:val="zh_TW" w:bidi="zh_TW"/>
-          </w:rPr>
-          <w:rPr>
-            <w:color w:val="0000EE"/>
-            <w:u w:val="single"/>
-          </w:rPr>
-          <w:t>約二1:7</w:t>
-        </w:r>
-      </w:hyperlink>
-      <w:r>
-        <w:rPr>
-          <w:lang w:val="zh_TW" w:bidi="zh_TW"/>
-        </w:rPr>
-        <w:t>；</w:t>
-      </w:r>
-      <w:hyperlink r:id="rId35">
-        <w:r>
-          <w:rPr>
-            <w:lang w:val="zh_TW" w:bidi="zh_TW"/>
-          </w:rPr>
-          <w:rPr>
-            <w:color w:val="0000EE"/>
-            <w:u w:val="single"/>
-          </w:rPr>
-          <w:t>啟13:1</w:t>
-        </w:r>
-      </w:hyperlink>
-      <w:r>
-        <w:rPr>
-          <w:lang w:val="zh_TW" w:bidi="zh_TW"/>
-        </w:rPr>
-        <w:t>、</w:t>
-      </w:r>
-      <w:hyperlink r:id="rId36">
-        <w:r>
-          <w:rPr>
-            <w:lang w:val="zh_TW" w:bidi="zh_TW"/>
-          </w:rPr>
-          <w:rPr>
-            <w:color w:val="0000EE"/>
-            <w:u w:val="single"/>
-          </w:rPr>
-          <w:t>5</w:t>
-        </w:r>
-      </w:hyperlink>
-      <w:r>
-        <w:rPr>
-          <w:lang w:val="zh_TW" w:bidi="zh_TW"/>
-        </w:rPr>
-        <w:t>，</w:t>
-      </w:r>
-      <w:hyperlink r:id="rId37">
-        <w:r>
-          <w:rPr>
-            <w:lang w:val="zh_TW" w:bidi="zh_TW"/>
-          </w:rPr>
-          <w:rPr>
-            <w:color w:val="0000EE"/>
-            <w:u w:val="single"/>
-          </w:rPr>
-          <w:t>16:13–14</w:t>
-        </w:r>
-      </w:hyperlink>
-      <w:r>
-        <w:rPr>
-          <w:lang w:val="zh_TW" w:bidi="zh_TW"/>
-        </w:rPr>
-        <w:t>，</w:t>
-      </w:r>
-      <w:hyperlink r:id="rId38">
-        <w:r>
-          <w:rPr>
-            <w:lang w:val="zh_TW" w:bidi="zh_TW"/>
-          </w:rPr>
-          <w:rPr>
-            <w:color w:val="0000EE"/>
-            <w:u w:val="single"/>
-          </w:rPr>
-          <w:t>17:11</w:t>
-        </w:r>
-      </w:hyperlink>
-      <w:r>
-        <w:rPr>
-          <w:lang w:val="zh_TW" w:bidi="zh_TW"/>
-        </w:rPr>
-        <w:t>，</w:t>
-      </w:r>
-      <w:hyperlink r:id="rId39">
-        <w:r>
-          <w:rPr>
-            <w:lang w:val="zh_TW" w:bidi="zh_TW"/>
-          </w:rPr>
-          <w:rPr>
-            <w:color w:val="0000EE"/>
-            <w:u w:val="single"/>
-          </w:rPr>
-          <w:t>19:20–21</w:t>
-        </w:r>
-      </w:hyperlink>
-      <w:r>
-        <w:rPr>
-          <w:lang w:val="zh_TW" w:bidi="zh_TW"/>
-        </w:rPr>
-        <w:t>，</w:t>
-      </w:r>
-      <w:hyperlink r:id="rId40">
-        <w:r>
-          <w:rPr>
-            <w:lang w:val="zh_TW" w:bidi="zh_TW"/>
-          </w:rPr>
-          <w:rPr>
-            <w:color w:val="0000EE"/>
-            <w:u w:val="single"/>
-          </w:rPr>
-          <w:t>20:10</w:t>
+          <w:t>啟20:1–10</w:t>
         </w:r>
       </w:hyperlink>
       <w:r>

--- a/zht/docx/064.content.docx
+++ b/zht/docx/064.content.docx
@@ -19,7 +19,7 @@
         <w:rPr>
           <w:lang w:val="zh_TW" w:bidi="zh_TW"/>
         </w:rPr>
-        <w:t>Resource: Tyndale Open Study Notes</w:t>
+        <w:t>Resource: Aquifer Open Study Notes (Themes)</w:t>
       </w:r>
       <w:r>
         <w:rPr>
@@ -112,7 +112,7 @@
         <w:rPr>
           <w:lang w:val="zh_TW" w:bidi="zh_TW"/>
         </w:rPr>
-        <w:t>Tyndale Open Study Notes</w:t>
+        <w:t>Aquifer Open Study Notes (Themes)</w:t>
       </w:r>
     </w:p>
     <w:p>

--- a/zht/docx/064.content.docx
+++ b/zht/docx/064.content.docx
@@ -233,18 +233,12 @@
         </w:rPr>
         <w:t>千禧年是1,000年。</w:t>
       </w:r>
-      <w:hyperlink r:id="rId13">
-        <w:r>
-          <w:rPr>
-            <w:lang w:val="zh_TW" w:bidi="zh_TW"/>
-          </w:rPr>
-          <w:rPr>
-            <w:color w:val="0000EE"/>
-            <w:u w:val="single"/>
-          </w:rPr>
-          <w:t>啟示錄二十章</w:t>
-        </w:r>
-      </w:hyperlink>
+      <w:r>
+        <w:rPr>
+          <w:lang w:val="zh_TW" w:bidi="zh_TW"/>
+        </w:rPr>
+        <w:t>啟示錄二十章</w:t>
+      </w:r>
       <w:r>
         <w:rPr>
           <w:lang w:val="zh_TW" w:bidi="zh_TW"/>
@@ -422,18 +416,12 @@
         </w:rPr>
         <w:t>這些不同的觀念在基督徒中引起了衝突。許多人與持不同意見的基督徒斷絕了關係。但基督徒應該表現出謙卑和愛心，不讓這些分歧分裂他們。（見</w:t>
       </w:r>
-      <w:hyperlink r:id="rId14">
-        <w:r>
-          <w:rPr>
-            <w:lang w:val="zh_TW" w:bidi="zh_TW"/>
-          </w:rPr>
-          <w:rPr>
-            <w:color w:val="0000EE"/>
-            <w:u w:val="single"/>
-          </w:rPr>
-          <w:t>彼前3:8</w:t>
-        </w:r>
-      </w:hyperlink>
+      <w:r>
+        <w:rPr>
+          <w:lang w:val="zh_TW" w:bidi="zh_TW"/>
+        </w:rPr>
+        <w:t>彼前3:8</w:t>
+      </w:r>
       <w:r>
         <w:rPr>
           <w:lang w:val="zh_TW" w:bidi="zh_TW"/>
@@ -477,18 +465,12 @@
           <w:lang w:val="zh_TW" w:bidi="zh_TW"/>
         </w:rPr>
       </w:r>
-      <w:hyperlink r:id="rId15">
-        <w:r>
-          <w:rPr>
-            <w:lang w:val="zh_TW" w:bidi="zh_TW"/>
-          </w:rPr>
-          <w:rPr>
-            <w:color w:val="0000EE"/>
-            <w:u w:val="single"/>
-          </w:rPr>
-          <w:t>啟20:1–10</w:t>
-        </w:r>
-      </w:hyperlink>
+      <w:r>
+        <w:rPr>
+          <w:lang w:val="zh_TW" w:bidi="zh_TW"/>
+        </w:rPr>
+        <w:t>啟20:1–10</w:t>
+      </w:r>
       <w:r>
         <w:rPr>
           <w:lang w:val="zh_TW" w:bidi="zh_TW"/>
